--- a/tillsyn/A 2539-2024 tillsynsbegäran.docx
+++ b/tillsyn/A 2539-2024 tillsynsbegäran.docx
@@ -376,7 +376,7 @@
     <w:r>
       <w:tab/>
       <w:tab/>
-      <w:t>2026-06-18</w:t>
+      <w:t>2026-06-19</w:t>
       <w:br/>
       <w:br/>
     </w:r>

--- a/tillsyn/A 2539-2024 tillsynsbegäran.docx
+++ b/tillsyn/A 2539-2024 tillsynsbegäran.docx
@@ -376,7 +376,7 @@
     <w:r>
       <w:tab/>
       <w:tab/>
-      <w:t>2026-06-19</w:t>
+      <w:t>2026-06-20</w:t>
       <w:br/>
       <w:br/>
     </w:r>

--- a/tillsyn/A 2539-2024 tillsynsbegäran.docx
+++ b/tillsyn/A 2539-2024 tillsynsbegäran.docx
@@ -12,10 +12,7 @@
     </w:p>
     <w:p>
       <w:r>
-        <w:t>Detta dokument behandlar höga naturvärden i avverkningsanmälan A 2539-2024 i Munkedals kommun som inkom 2024-01-22 och omfattar 4,7 ha.</w:t>
-      </w:r>
-      <w:r>
-        <w:t xml:space="preserve"> I Figur 1 visas fyndplatser för naturvårdsarter i området, som finns registrerade på Artportalen.</w:t>
+        <w:t>Denna tillsynsbegäran behandlar höga naturvärden i avverkningsanmälan A 2539-2024 i Munkedals kommun som inkom 2024-01-22 och omfattar 4,7 ha.</w:t>
       </w:r>
     </w:p>
     <w:p>
@@ -63,7 +60,20 @@
         <w:spacing w:after="240"/>
       </w:pPr>
       <w:r>
-        <w:t>Figur 1. Fyndplatser för naturvårdsarter inom 21 meter från avverkningsanmälan (röd linje). Inom parentes anges rödlistekategorier, S för signalarter, Tför typiska arter och fridlysningsparagrafer i artskyddsförordningen.Markörer utan svart kant är placerade på fyndplatsen. Markörer med svart kant är placerade vid sidan av fyndplatsen och har ett svart streck som visar fyndplatsens exakta position. Kartans mittpunktskoordinat är N 6488562, E 295970 i SWEREF 99 TM.</w:t>
+        <w:t>Figur 1. Fyndplatser för naturvårdsarter inom 21 meter från avverkningsanmälan. Markörer utan svart kant är placerade på fyndplatsen. Markörer med svart kant är placerade vid sidan av fyndplatsen har ett svart streck som visar fyndplatsens exakta position. Kartans mittpunktskoordinat är N 6488562, E 295970 i SWEREF 99 TM.</w:t>
+      </w:r>
+    </w:p>
+    <w:p>
+      <w:r>
+        <w:t>Inom 21 meter från avverkningsanmälan finns fynd av 2 naturvårdsarter, varav 2 är fridlysta: havsörn (§4) och gullviva (§9). Se Figur 1.</w:t>
+      </w:r>
+    </w:p>
+    <w:p>
+      <w:pPr>
+        <w:pStyle w:val="Heading1"/>
+      </w:pPr>
+      <w:r>
+        <w:t>Tillsynsbegäran</w:t>
       </w:r>
     </w:p>
     <w:p>
@@ -77,53 +87,27 @@
       </w:r>
     </w:p>
     <w:p>
-      <w:r>
-        <w:t>Nedan beskrivs fynd av naturvårdsarter och fridlysta arter som gjorts i det avverkningsanmälda området. I BILAGA 1 finns artfakta om fridlysta arter.</w:t>
-      </w:r>
-    </w:p>
-    <w:p>
       <w:pPr>
         <w:pStyle w:val="Heading1"/>
       </w:pPr>
       <w:r>
-        <w:t>Naturvårdsarter</w:t>
+        <w:t>Naturvårdsarter och fridlysta arter</w:t>
       </w:r>
     </w:p>
     <w:p>
       <w:r>
-        <w:t>Inom 21 meter från avverkningsanmälan har följande 2 naturvårdsarter hittats: havsörn (§4) och gullviva (§9). För fridlysta arter anges även paragrafen i Artskyddsförordningen som arten är fridlyst enligt.</w:t>
+        <w:t>Nedan följer beskrivningar av de naturvårdsarter och fridlysta arter som har sina livsmiljöer och växtplatser i den avverkningsanmälda skogen. Se även ytterligare artfakta i BILAGA 1. De påträffade naturvårdsarterna är ett tydligt kvitto på att det rör sig om en skog med höga naturvärden.</w:t>
       </w:r>
     </w:p>
     <w:p>
       <w:r>
-        <w:t>De påträffade naturvårdsarterna är ett tydligt kvitto på att det rör sig om en skog med höga naturvärden.</w:t>
-      </w:r>
-    </w:p>
-    <w:p>
-      <w:pPr>
-        <w:pStyle w:val="Heading2"/>
-      </w:pPr>
-      <w:r>
-        <w:t>Fridlysta arter</w:t>
-      </w:r>
-    </w:p>
-    <w:p>
-      <w:r>
-        <w:t>Följande fridlysta arter har sina livsmiljöer och växtplatser i den avverkningsanmälda skogen: havsörn (§4) och gullviva (§9).</w:t>
-      </w:r>
-    </w:p>
-    <w:p>
-      <w:r>
-        <w:t xml:space="preserve">Observera att medlemsländerna är skyldiga att agera i enlighet med EU:s fågeldirektiv där det uttryckligen står att direktivet gäller för fåglar samt för deras ägg, bon och </w:t>
-      </w:r>
-      <w:r>
         <w:rPr>
           <w:b/>
         </w:rPr>
-        <w:t xml:space="preserve">livsmiljöer </w:t>
+        <w:t>Havsörn (§4)</w:t>
       </w:r>
       <w:r>
-        <w:t>(artikel 1). Vidare att de åtgärder som vidtas inte får leda till en försämring av den nuvarande situationen beträffande bevarandet av de fågelarter som avses i artikel 1 (artikel 13). Fågeldirektivet är styrande för tillsynsansvariga myndigheters ärendehantering, ställningstaganden och beslutsfattande.</w:t>
+        <w:t xml:space="preserve"> omfattas av bilaga 1 EU:s fågeldirektiv. Skyddandet av befintliga bon måste upprätthållas och i samband med skogsavverkning bör en skyddszon på minst 100 meters radie runt boplatsen lämnas intakt. Under häckningsperioden (1 januari till 15 augusti) är havsörnen störningskänslig och inga skogsbruksåtgärder eller annan störande verksamhet får förekomma närmare än 500 m från boet under den tiden. För att åstadkomma en succession av lämpliga boträd för kommande generationer av havsörnar behöver ett betydligt större antal s.k. evighetsträd sparas vid avverkningar redan idag (SLU Artdatabanken, 2026; Skogsstyrelsen, 2016).</w:t>
       </w:r>
     </w:p>
     <w:p>
@@ -156,19 +140,25 @@
       </w:r>
     </w:p>
     <w:p>
+      <w:pPr>
+        <w:pStyle w:val="Heading1"/>
+      </w:pPr>
+      <w:r>
+        <w:t>EU:s fågeldirektiv</w:t>
+      </w:r>
+    </w:p>
+    <w:p>
+      <w:r>
+        <w:t xml:space="preserve">Europeiska unionens medlemsländer är skyldiga att agera i enlighet med EU:s fågeldirektiv där det uttryckligen står att direktivet gäller för fåglar samt för deras ägg, bon och </w:t>
+      </w:r>
       <w:r>
         <w:rPr>
           <w:b/>
         </w:rPr>
-        <w:t>Havsörn (§4)</w:t>
+        <w:t xml:space="preserve">livsmiljöer </w:t>
       </w:r>
       <w:r>
-        <w:t xml:space="preserve"> omfattas av bilaga 1 EU:s fågeldirektiv. Skyddandet av befintliga bon måste upprätthållas och i samband med skogsavverkning bör en skyddszon på minst 100 meters radie runt boplatsen lämnas intakt. Under häckningsperioden (1 januari till 15 augusti) är havsörnen störningskänslig och inga skogsbruksåtgärder eller annan störande verksamhet får förekomma närmare än 500 m från boet under den tiden. För att åstadkomma en succession av lämpliga boträd för kommande generationer av havsörnar behöver ett betydligt större antal s.k. evighetsträd sparas vid avverkningar redan idag (SLU Artdatabanken, 2026; Skogsstyrelsen, 2016).</w:t>
-      </w:r>
-    </w:p>
-    <w:p>
-      <w:r>
-        <w:t>I BILAGA 1 finns mer detaljerad information om ekologi samt krav på livsmiljö hos fridlysta arter.</w:t>
+        <w:t>(artikel 1). Vidare att de åtgärder som vidtas inte får leda till en försämring av den nuvarande situationen beträffande bevarandet av de fågelarter som avses i artikel 1 (artikel 13). Fågeldirektivet är styrande för tillsynsansvariga myndigheters ärendehantering, ställningstaganden och beslutsfattande.</w:t>
       </w:r>
     </w:p>
     <w:p>
@@ -376,7 +366,7 @@
     <w:r>
       <w:tab/>
       <w:tab/>
-      <w:t>2026-06-20</w:t>
+      <w:t>2026-06-21</w:t>
       <w:br/>
       <w:br/>
     </w:r>

--- a/tillsyn/A 2539-2024 tillsynsbegäran.docx
+++ b/tillsyn/A 2539-2024 tillsynsbegäran.docx
@@ -366,7 +366,7 @@
     <w:r>
       <w:tab/>
       <w:tab/>
-      <w:t>2026-06-21</w:t>
+      <w:t>2026-06-22</w:t>
       <w:br/>
       <w:br/>
     </w:r>

--- a/tillsyn/A 2539-2024 tillsynsbegäran.docx
+++ b/tillsyn/A 2539-2024 tillsynsbegäran.docx
@@ -366,7 +366,7 @@
     <w:r>
       <w:tab/>
       <w:tab/>
-      <w:t>2026-06-22</w:t>
+      <w:t>2026-06-23</w:t>
       <w:br/>
       <w:br/>
     </w:r>

--- a/tillsyn/A 2539-2024 tillsynsbegäran.docx
+++ b/tillsyn/A 2539-2024 tillsynsbegäran.docx
@@ -366,7 +366,7 @@
     <w:r>
       <w:tab/>
       <w:tab/>
-      <w:t>2026-06-23</w:t>
+      <w:t>2026-06-24</w:t>
       <w:br/>
       <w:br/>
     </w:r>

--- a/tillsyn/A 2539-2024 tillsynsbegäran.docx
+++ b/tillsyn/A 2539-2024 tillsynsbegäran.docx
@@ -366,7 +366,7 @@
     <w:r>
       <w:tab/>
       <w:tab/>
-      <w:t>2026-06-24</w:t>
+      <w:t>2026-06-25</w:t>
       <w:br/>
       <w:br/>
     </w:r>

--- a/tillsyn/A 2539-2024 tillsynsbegäran.docx
+++ b/tillsyn/A 2539-2024 tillsynsbegäran.docx
@@ -366,7 +366,7 @@
     <w:r>
       <w:tab/>
       <w:tab/>
-      <w:t>2026-06-25</w:t>
+      <w:t>2026-06-26</w:t>
       <w:br/>
       <w:br/>
     </w:r>

--- a/tillsyn/A 2539-2024 tillsynsbegäran.docx
+++ b/tillsyn/A 2539-2024 tillsynsbegäran.docx
@@ -366,7 +366,7 @@
     <w:r>
       <w:tab/>
       <w:tab/>
-      <w:t>2026-06-26</w:t>
+      <w:t>2026-06-27</w:t>
       <w:br/>
       <w:br/>
     </w:r>

--- a/tillsyn/A 2539-2024 tillsynsbegäran.docx
+++ b/tillsyn/A 2539-2024 tillsynsbegäran.docx
@@ -366,7 +366,7 @@
     <w:r>
       <w:tab/>
       <w:tab/>
-      <w:t>2026-06-27</w:t>
+      <w:t>2026-06-28</w:t>
       <w:br/>
       <w:br/>
     </w:r>

--- a/tillsyn/A 2539-2024 tillsynsbegäran.docx
+++ b/tillsyn/A 2539-2024 tillsynsbegäran.docx
@@ -366,7 +366,7 @@
     <w:r>
       <w:tab/>
       <w:tab/>
-      <w:t>2026-06-28</w:t>
+      <w:t>2026-06-29</w:t>
       <w:br/>
       <w:br/>
     </w:r>

--- a/tillsyn/A 2539-2024 tillsynsbegäran.docx
+++ b/tillsyn/A 2539-2024 tillsynsbegäran.docx
@@ -366,7 +366,7 @@
     <w:r>
       <w:tab/>
       <w:tab/>
-      <w:t>2026-06-29</w:t>
+      <w:t>2026-06-30</w:t>
       <w:br/>
       <w:br/>
     </w:r>

--- a/tillsyn/A 2539-2024 tillsynsbegäran.docx
+++ b/tillsyn/A 2539-2024 tillsynsbegäran.docx
@@ -366,7 +366,7 @@
     <w:r>
       <w:tab/>
       <w:tab/>
-      <w:t>2026-06-30</w:t>
+      <w:t>2026-07-01</w:t>
       <w:br/>
       <w:br/>
     </w:r>

--- a/tillsyn/A 2539-2024 tillsynsbegäran.docx
+++ b/tillsyn/A 2539-2024 tillsynsbegäran.docx
@@ -366,7 +366,7 @@
     <w:r>
       <w:tab/>
       <w:tab/>
-      <w:t>2026-07-01</w:t>
+      <w:t>2026-07-02</w:t>
       <w:br/>
       <w:br/>
     </w:r>

--- a/tillsyn/A 2539-2024 tillsynsbegäran.docx
+++ b/tillsyn/A 2539-2024 tillsynsbegäran.docx
@@ -366,7 +366,7 @@
     <w:r>
       <w:tab/>
       <w:tab/>
-      <w:t>2026-07-13</w:t>
+      <w:t>2026-07-14</w:t>
       <w:br/>
       <w:br/>
     </w:r>

--- a/tillsyn/A 2539-2024 tillsynsbegäran.docx
+++ b/tillsyn/A 2539-2024 tillsynsbegäran.docx
@@ -366,7 +366,7 @@
     <w:r>
       <w:tab/>
       <w:tab/>
-      <w:t>2026-07-14</w:t>
+      <w:t>2026-07-15</w:t>
       <w:br/>
       <w:br/>
     </w:r>

--- a/tillsyn/A 2539-2024 tillsynsbegäran.docx
+++ b/tillsyn/A 2539-2024 tillsynsbegäran.docx
@@ -366,7 +366,7 @@
     <w:r>
       <w:tab/>
       <w:tab/>
-      <w:t>2026-07-15</w:t>
+      <w:t>2026-07-16</w:t>
       <w:br/>
       <w:br/>
     </w:r>

--- a/tillsyn/A 2539-2024 tillsynsbegäran.docx
+++ b/tillsyn/A 2539-2024 tillsynsbegäran.docx
@@ -366,7 +366,7 @@
     <w:r>
       <w:tab/>
       <w:tab/>
-      <w:t>2026-07-16</w:t>
+      <w:t>2026-07-17</w:t>
       <w:br/>
       <w:br/>
     </w:r>

--- a/tillsyn/A 2539-2024 tillsynsbegäran.docx
+++ b/tillsyn/A 2539-2024 tillsynsbegäran.docx
@@ -366,7 +366,7 @@
     <w:r>
       <w:tab/>
       <w:tab/>
-      <w:t>2026-07-17</w:t>
+      <w:t>2026-07-18</w:t>
       <w:br/>
       <w:br/>
     </w:r>

--- a/tillsyn/A 2539-2024 tillsynsbegäran.docx
+++ b/tillsyn/A 2539-2024 tillsynsbegäran.docx
@@ -366,7 +366,7 @@
     <w:r>
       <w:tab/>
       <w:tab/>
-      <w:t>2026-07-18</w:t>
+      <w:t>2026-07-19</w:t>
       <w:br/>
       <w:br/>
     </w:r>

--- a/tillsyn/A 2539-2024 tillsynsbegäran.docx
+++ b/tillsyn/A 2539-2024 tillsynsbegäran.docx
@@ -366,7 +366,7 @@
     <w:r>
       <w:tab/>
       <w:tab/>
-      <w:t>2026-07-19</w:t>
+      <w:t>2026-07-20</w:t>
       <w:br/>
       <w:br/>
     </w:r>

--- a/tillsyn/A 2539-2024 tillsynsbegäran.docx
+++ b/tillsyn/A 2539-2024 tillsynsbegäran.docx
@@ -366,7 +366,7 @@
     <w:r>
       <w:tab/>
       <w:tab/>
-      <w:t>2026-07-20</w:t>
+      <w:t>2026-07-21</w:t>
       <w:br/>
       <w:br/>
     </w:r>

--- a/tillsyn/A 2539-2024 tillsynsbegäran.docx
+++ b/tillsyn/A 2539-2024 tillsynsbegäran.docx
@@ -366,7 +366,7 @@
     <w:r>
       <w:tab/>
       <w:tab/>
-      <w:t>2026-07-21</w:t>
+      <w:t>2026-07-22</w:t>
       <w:br/>
       <w:br/>
     </w:r>

--- a/tillsyn/A 2539-2024 tillsynsbegäran.docx
+++ b/tillsyn/A 2539-2024 tillsynsbegäran.docx
@@ -366,7 +366,7 @@
     <w:r>
       <w:tab/>
       <w:tab/>
-      <w:t>2026-07-22</w:t>
+      <w:t>2026-07-23</w:t>
       <w:br/>
       <w:br/>
     </w:r>

--- a/tillsyn/A 2539-2024 tillsynsbegäran.docx
+++ b/tillsyn/A 2539-2024 tillsynsbegäran.docx
@@ -366,7 +366,7 @@
     <w:r>
       <w:tab/>
       <w:tab/>
-      <w:t>2026-07-23</w:t>
+      <w:t>2026-07-24</w:t>
       <w:br/>
       <w:br/>
     </w:r>

--- a/tillsyn/A 2539-2024 tillsynsbegäran.docx
+++ b/tillsyn/A 2539-2024 tillsynsbegäran.docx
@@ -366,7 +366,7 @@
     <w:r>
       <w:tab/>
       <w:tab/>
-      <w:t>2026-07-24</w:t>
+      <w:t>2026-07-25</w:t>
       <w:br/>
       <w:br/>
     </w:r>

--- a/tillsyn/A 2539-2024 tillsynsbegäran.docx
+++ b/tillsyn/A 2539-2024 tillsynsbegäran.docx
@@ -366,7 +366,7 @@
     <w:r>
       <w:tab/>
       <w:tab/>
-      <w:t>2026-07-25</w:t>
+      <w:t>2026-07-26</w:t>
       <w:br/>
       <w:br/>
     </w:r>

--- a/tillsyn/A 2539-2024 tillsynsbegäran.docx
+++ b/tillsyn/A 2539-2024 tillsynsbegäran.docx
@@ -366,7 +366,7 @@
     <w:r>
       <w:tab/>
       <w:tab/>
-      <w:t>2026-07-26</w:t>
+      <w:t>2026-07-27</w:t>
       <w:br/>
       <w:br/>
     </w:r>

--- a/tillsyn/A 2539-2024 tillsynsbegäran.docx
+++ b/tillsyn/A 2539-2024 tillsynsbegäran.docx
@@ -366,7 +366,7 @@
     <w:r>
       <w:tab/>
       <w:tab/>
-      <w:t>2026-07-27</w:t>
+      <w:t>2026-07-28</w:t>
       <w:br/>
       <w:br/>
     </w:r>

--- a/tillsyn/A 2539-2024 tillsynsbegäran.docx
+++ b/tillsyn/A 2539-2024 tillsynsbegäran.docx
@@ -366,7 +366,7 @@
     <w:r>
       <w:tab/>
       <w:tab/>
-      <w:t>2026-07-28</w:t>
+      <w:t>2026-07-29</w:t>
       <w:br/>
       <w:br/>
     </w:r>

--- a/tillsyn/A 2539-2024 tillsynsbegäran.docx
+++ b/tillsyn/A 2539-2024 tillsynsbegäran.docx
@@ -366,7 +366,7 @@
     <w:r>
       <w:tab/>
       <w:tab/>
-      <w:t>2026-07-29</w:t>
+      <w:t>2026-07-30</w:t>
       <w:br/>
       <w:br/>
     </w:r>

--- a/tillsyn/A 2539-2024 tillsynsbegäran.docx
+++ b/tillsyn/A 2539-2024 tillsynsbegäran.docx
@@ -366,7 +366,7 @@
     <w:r>
       <w:tab/>
       <w:tab/>
-      <w:t>2026-07-30</w:t>
+      <w:t>2026-07-31</w:t>
       <w:br/>
       <w:br/>
     </w:r>

--- a/tillsyn/A 2539-2024 tillsynsbegäran.docx
+++ b/tillsyn/A 2539-2024 tillsynsbegäran.docx
@@ -366,7 +366,7 @@
     <w:r>
       <w:tab/>
       <w:tab/>
-      <w:t>2026-07-31</w:t>
+      <w:t>2026-08-01</w:t>
       <w:br/>
       <w:br/>
     </w:r>

--- a/tillsyn/A 2539-2024 tillsynsbegäran.docx
+++ b/tillsyn/A 2539-2024 tillsynsbegäran.docx
@@ -366,7 +366,7 @@
     <w:r>
       <w:tab/>
       <w:tab/>
-      <w:t>2026-08-01</w:t>
+      <w:t>2026-08-02</w:t>
       <w:br/>
       <w:br/>
     </w:r>

--- a/tillsyn/A 2539-2024 tillsynsbegäran.docx
+++ b/tillsyn/A 2539-2024 tillsynsbegäran.docx
@@ -366,7 +366,7 @@
     <w:r>
       <w:tab/>
       <w:tab/>
-      <w:t>2026-08-02</w:t>
+      <w:t>2026-08-03</w:t>
       <w:br/>
       <w:br/>
     </w:r>

--- a/tillsyn/A 2539-2024 tillsynsbegäran.docx
+++ b/tillsyn/A 2539-2024 tillsynsbegäran.docx
@@ -366,7 +366,7 @@
     <w:r>
       <w:tab/>
       <w:tab/>
-      <w:t>2026-08-03</w:t>
+      <w:t>2026-08-05</w:t>
       <w:br/>
       <w:br/>
     </w:r>

--- a/tillsyn/A 2539-2024 tillsynsbegäran.docx
+++ b/tillsyn/A 2539-2024 tillsynsbegäran.docx
@@ -366,7 +366,7 @@
     <w:r>
       <w:tab/>
       <w:tab/>
-      <w:t>2026-08-05</w:t>
+      <w:t>2026-08-07</w:t>
       <w:br/>
       <w:br/>
     </w:r>

--- a/tillsyn/A 2539-2024 tillsynsbegäran.docx
+++ b/tillsyn/A 2539-2024 tillsynsbegäran.docx
@@ -366,7 +366,7 @@
     <w:r>
       <w:tab/>
       <w:tab/>
-      <w:t>2026-08-07</w:t>
+      <w:t>2026-08-08</w:t>
       <w:br/>
       <w:br/>
     </w:r>

--- a/tillsyn/A 2539-2024 tillsynsbegäran.docx
+++ b/tillsyn/A 2539-2024 tillsynsbegäran.docx
@@ -60,7 +60,7 @@
         <w:spacing w:after="240"/>
       </w:pPr>
       <w:r>
-        <w:t>Figur 1. Fyndplatser för naturvårdsarter inom 21 meter från avverkningsanmälan. Markörer utan svart kant är placerade på fyndplatsen. Markörer med svart kant är placerade vid sidan av fyndplatsen har ett svart streck som visar fyndplatsens exakta position. Kartans mittpunktskoordinat är N 6488562, E 295970 i SWEREF 99 TM.</w:t>
+        <w:t>Figur 1. Fyndplatser för naturvårdsarter inom 21 meter från avverkningsanmälan. Markörer utan svart kant är placerade på fyndplatsen. Markörer med svart kant är placerade vid sidan av fyndplatsen och har ett svart streck som visar fyndplatsens exakta position. Kartans mittpunktskoordinat är N 6488562, E 295970 i SWEREF 99 TM.</w:t>
       </w:r>
     </w:p>
     <w:p>
@@ -366,7 +366,7 @@
     <w:r>
       <w:tab/>
       <w:tab/>
-      <w:t>2026-08-14</w:t>
+      <w:t>2026-08-15</w:t>
       <w:br/>
       <w:br/>
     </w:r>

--- a/tillsyn/A 2539-2024 tillsynsbegäran.docx
+++ b/tillsyn/A 2539-2024 tillsynsbegäran.docx
@@ -366,7 +366,7 @@
     <w:r>
       <w:tab/>
       <w:tab/>
-      <w:t>2026-08-15</w:t>
+      <w:t>2026-08-16</w:t>
       <w:br/>
       <w:br/>
     </w:r>

--- a/tillsyn/A 2539-2024 tillsynsbegäran.docx
+++ b/tillsyn/A 2539-2024 tillsynsbegäran.docx
@@ -366,7 +366,7 @@
     <w:r>
       <w:tab/>
       <w:tab/>
-      <w:t>2026-08-16</w:t>
+      <w:t>2026-08-17</w:t>
       <w:br/>
       <w:br/>
     </w:r>

--- a/tillsyn/A 2539-2024 tillsynsbegäran.docx
+++ b/tillsyn/A 2539-2024 tillsynsbegäran.docx
@@ -366,7 +366,7 @@
     <w:r>
       <w:tab/>
       <w:tab/>
-      <w:t>2026-08-17</w:t>
+      <w:t>2026-08-18</w:t>
       <w:br/>
       <w:br/>
     </w:r>

--- a/tillsyn/A 2539-2024 tillsynsbegäran.docx
+++ b/tillsyn/A 2539-2024 tillsynsbegäran.docx
@@ -366,7 +366,7 @@
     <w:r>
       <w:tab/>
       <w:tab/>
-      <w:t>2026-08-18</w:t>
+      <w:t>2026-08-19</w:t>
       <w:br/>
       <w:br/>
     </w:r>

--- a/tillsyn/A 2539-2024 tillsynsbegäran.docx
+++ b/tillsyn/A 2539-2024 tillsynsbegäran.docx
@@ -366,7 +366,7 @@
     <w:r>
       <w:tab/>
       <w:tab/>
-      <w:t>2026-08-19</w:t>
+      <w:t>2026-08-20</w:t>
       <w:br/>
       <w:br/>
     </w:r>

--- a/tillsyn/A 2539-2024 tillsynsbegäran.docx
+++ b/tillsyn/A 2539-2024 tillsynsbegäran.docx
@@ -366,7 +366,7 @@
     <w:r>
       <w:tab/>
       <w:tab/>
-      <w:t>2026-08-20</w:t>
+      <w:t>2026-08-21</w:t>
       <w:br/>
       <w:br/>
     </w:r>

--- a/tillsyn/A 2539-2024 tillsynsbegäran.docx
+++ b/tillsyn/A 2539-2024 tillsynsbegäran.docx
@@ -366,7 +366,7 @@
     <w:r>
       <w:tab/>
       <w:tab/>
-      <w:t>2026-08-21</w:t>
+      <w:t>2026-08-22</w:t>
       <w:br/>
       <w:br/>
     </w:r>

--- a/tillsyn/A 2539-2024 tillsynsbegäran.docx
+++ b/tillsyn/A 2539-2024 tillsynsbegäran.docx
@@ -366,7 +366,7 @@
     <w:r>
       <w:tab/>
       <w:tab/>
-      <w:t>2026-08-22</w:t>
+      <w:t>2026-08-23</w:t>
       <w:br/>
       <w:br/>
     </w:r>

--- a/tillsyn/A 2539-2024 tillsynsbegäran.docx
+++ b/tillsyn/A 2539-2024 tillsynsbegäran.docx
@@ -366,7 +366,7 @@
     <w:r>
       <w:tab/>
       <w:tab/>
-      <w:t>2026-08-23</w:t>
+      <w:t>2026-08-24</w:t>
       <w:br/>
       <w:br/>
     </w:r>

--- a/tillsyn/A 2539-2024 tillsynsbegäran.docx
+++ b/tillsyn/A 2539-2024 tillsynsbegäran.docx
@@ -366,7 +366,7 @@
     <w:r>
       <w:tab/>
       <w:tab/>
-      <w:t>2026-08-24</w:t>
+      <w:t>2026-08-25</w:t>
       <w:br/>
       <w:br/>
     </w:r>

--- a/tillsyn/A 2539-2024 tillsynsbegäran.docx
+++ b/tillsyn/A 2539-2024 tillsynsbegäran.docx
@@ -366,7 +366,7 @@
     <w:r>
       <w:tab/>
       <w:tab/>
-      <w:t>2026-08-25</w:t>
+      <w:t>2026-08-26</w:t>
       <w:br/>
       <w:br/>
     </w:r>

--- a/tillsyn/A 2539-2024 tillsynsbegäran.docx
+++ b/tillsyn/A 2539-2024 tillsynsbegäran.docx
@@ -366,7 +366,7 @@
     <w:r>
       <w:tab/>
       <w:tab/>
-      <w:t>2026-08-26</w:t>
+      <w:t>2026-08-27</w:t>
       <w:br/>
       <w:br/>
     </w:r>

--- a/tillsyn/A 2539-2024 tillsynsbegäran.docx
+++ b/tillsyn/A 2539-2024 tillsynsbegäran.docx
@@ -366,7 +366,7 @@
     <w:r>
       <w:tab/>
       <w:tab/>
-      <w:t>2026-08-27</w:t>
+      <w:t>2026-08-28</w:t>
       <w:br/>
       <w:br/>
     </w:r>

--- a/tillsyn/A 2539-2024 tillsynsbegäran.docx
+++ b/tillsyn/A 2539-2024 tillsynsbegäran.docx
@@ -366,7 +366,7 @@
     <w:r>
       <w:tab/>
       <w:tab/>
-      <w:t>2026-08-28</w:t>
+      <w:t>2026-08-29</w:t>
       <w:br/>
       <w:br/>
     </w:r>

--- a/tillsyn/A 2539-2024 tillsynsbegäran.docx
+++ b/tillsyn/A 2539-2024 tillsynsbegäran.docx
@@ -366,7 +366,7 @@
     <w:r>
       <w:tab/>
       <w:tab/>
-      <w:t>2026-08-29</w:t>
+      <w:t>2026-08-31</w:t>
       <w:br/>
       <w:br/>
     </w:r>

--- a/tillsyn/A 2539-2024 tillsynsbegäran.docx
+++ b/tillsyn/A 2539-2024 tillsynsbegäran.docx
@@ -366,7 +366,7 @@
     <w:r>
       <w:tab/>
       <w:tab/>
-      <w:t>2026-08-31</w:t>
+      <w:t>2026-09-01</w:t>
       <w:br/>
       <w:br/>
     </w:r>

--- a/tillsyn/A 2539-2024 tillsynsbegäran.docx
+++ b/tillsyn/A 2539-2024 tillsynsbegäran.docx
@@ -366,7 +366,7 @@
     <w:r>
       <w:tab/>
       <w:tab/>
-      <w:t>2026-09-01</w:t>
+      <w:t>2026-09-02</w:t>
       <w:br/>
       <w:br/>
     </w:r>

--- a/tillsyn/A 2539-2024 tillsynsbegäran.docx
+++ b/tillsyn/A 2539-2024 tillsynsbegäran.docx
@@ -366,7 +366,7 @@
     <w:r>
       <w:tab/>
       <w:tab/>
-      <w:t>2026-09-02</w:t>
+      <w:t>2026-09-03</w:t>
       <w:br/>
       <w:br/>
     </w:r>

--- a/tillsyn/A 2539-2024 tillsynsbegäran.docx
+++ b/tillsyn/A 2539-2024 tillsynsbegäran.docx
@@ -366,7 +366,7 @@
     <w:r>
       <w:tab/>
       <w:tab/>
-      <w:t>2026-09-03</w:t>
+      <w:t>2026-09-04</w:t>
       <w:br/>
       <w:br/>
     </w:r>

--- a/tillsyn/A 2539-2024 tillsynsbegäran.docx
+++ b/tillsyn/A 2539-2024 tillsynsbegäran.docx
@@ -366,7 +366,7 @@
     <w:r>
       <w:tab/>
       <w:tab/>
-      <w:t>2026-09-04</w:t>
+      <w:t>2026-09-05</w:t>
       <w:br/>
       <w:br/>
     </w:r>

--- a/tillsyn/A 2539-2024 tillsynsbegäran.docx
+++ b/tillsyn/A 2539-2024 tillsynsbegäran.docx
@@ -366,7 +366,7 @@
     <w:r>
       <w:tab/>
       <w:tab/>
-      <w:t>2026-09-05</w:t>
+      <w:t>2026-09-06</w:t>
       <w:br/>
       <w:br/>
     </w:r>

--- a/tillsyn/A 2539-2024 tillsynsbegäran.docx
+++ b/tillsyn/A 2539-2024 tillsynsbegäran.docx
@@ -366,7 +366,7 @@
     <w:r>
       <w:tab/>
       <w:tab/>
-      <w:t>2026-09-06</w:t>
+      <w:t>2026-09-07</w:t>
       <w:br/>
       <w:br/>
     </w:r>

--- a/tillsyn/A 2539-2024 tillsynsbegäran.docx
+++ b/tillsyn/A 2539-2024 tillsynsbegäran.docx
@@ -366,7 +366,7 @@
     <w:r>
       <w:tab/>
       <w:tab/>
-      <w:t>2026-09-07</w:t>
+      <w:t>2026-09-08</w:t>
       <w:br/>
       <w:br/>
     </w:r>

--- a/tillsyn/A 2539-2024 tillsynsbegäran.docx
+++ b/tillsyn/A 2539-2024 tillsynsbegäran.docx
@@ -366,7 +366,7 @@
     <w:r>
       <w:tab/>
       <w:tab/>
-      <w:t>2026-09-08</w:t>
+      <w:t>2026-09-09</w:t>
       <w:br/>
       <w:br/>
     </w:r>

--- a/tillsyn/A 2539-2024 tillsynsbegäran.docx
+++ b/tillsyn/A 2539-2024 tillsynsbegäran.docx
@@ -366,7 +366,7 @@
     <w:r>
       <w:tab/>
       <w:tab/>
-      <w:t>2026-09-09</w:t>
+      <w:t>2026-09-10</w:t>
       <w:br/>
       <w:br/>
     </w:r>

--- a/tillsyn/A 2539-2024 tillsynsbegäran.docx
+++ b/tillsyn/A 2539-2024 tillsynsbegäran.docx
@@ -366,7 +366,7 @@
     <w:r>
       <w:tab/>
       <w:tab/>
-      <w:t>2026-09-10</w:t>
+      <w:t>2026-09-11</w:t>
       <w:br/>
       <w:br/>
     </w:r>

--- a/tillsyn/A 2539-2024 tillsynsbegäran.docx
+++ b/tillsyn/A 2539-2024 tillsynsbegäran.docx
@@ -366,7 +366,7 @@
     <w:r>
       <w:tab/>
       <w:tab/>
-      <w:t>2026-09-11</w:t>
+      <w:t>2026-09-12</w:t>
       <w:br/>
       <w:br/>
     </w:r>
